--- a/1_Semester_(Spring_2026)/34373_Microcontroler_development_for_advanced_IoT_using_embedded_C/Lection_1/S225765_Lecture_1.docx
+++ b/1_Semester_(Spring_2026)/34373_Microcontroler_development_for_advanced_IoT_using_embedded_C/Lection_1/S225765_Lecture_1.docx
@@ -102,7 +102,43 @@
           <w:bCs/>
           <w:lang w:val="en-DK"/>
         </w:rPr>
-        <w:t>EX1: Look up the HAL_Delay() function in the HAL manual and explain what it does</w:t>
+        <w:t xml:space="preserve">EX1: Look up the </w:t>
+      </w:r>
+      <w:proofErr w:type="spellStart"/>
+      <w:r>
+        <w:rPr>
+          <w:b/>
+          <w:bCs/>
+          <w:lang w:val="en-DK"/>
+        </w:rPr>
+        <w:t>HAL_</w:t>
+      </w:r>
+      <w:proofErr w:type="gramStart"/>
+      <w:r>
+        <w:rPr>
+          <w:b/>
+          <w:bCs/>
+          <w:lang w:val="en-DK"/>
+        </w:rPr>
+        <w:t>Delay</w:t>
+      </w:r>
+      <w:proofErr w:type="spellEnd"/>
+      <w:r>
+        <w:rPr>
+          <w:b/>
+          <w:bCs/>
+          <w:lang w:val="en-DK"/>
+        </w:rPr>
+        <w:t>(</w:t>
+      </w:r>
+      <w:proofErr w:type="gramEnd"/>
+      <w:r>
+        <w:rPr>
+          <w:b/>
+          <w:bCs/>
+          <w:lang w:val="en-DK"/>
+        </w:rPr>
+        <w:t>) function in the HAL manual and explain what it does</w:t>
       </w:r>
     </w:p>
     <w:p>
@@ -115,41 +151,121 @@
         <w:rPr>
           <w:lang w:val="en-US"/>
         </w:rPr>
-        <w:t>According to the HAL manual (page 32), the HAL_Delay(Delay) function is used to pause code execution for a specific duration, defined in milliseconds by the input parameter Delay.</w:t>
-      </w:r>
-    </w:p>
-    <w:p>
-      <w:pPr>
+        <w:t xml:space="preserve">According to the HAL manual (page 32), the </w:t>
+      </w:r>
+      <w:proofErr w:type="spellStart"/>
+      <w:r>
         <w:rPr>
           <w:lang w:val="en-US"/>
         </w:rPr>
-      </w:pPr>
+        <w:t>HAL_</w:t>
+      </w:r>
+      <w:proofErr w:type="gramStart"/>
       <w:r>
         <w:rPr>
           <w:lang w:val="en-US"/>
         </w:rPr>
+        <w:t>Delay</w:t>
+      </w:r>
+      <w:proofErr w:type="spellEnd"/>
+      <w:r>
+        <w:rPr>
+          <w:lang w:val="en-US"/>
+        </w:rPr>
+        <w:t>(</w:t>
+      </w:r>
+      <w:proofErr w:type="gramEnd"/>
+      <w:r>
+        <w:rPr>
+          <w:lang w:val="en-US"/>
+        </w:rPr>
+        <w:t>Delay) function is used to pause code execution for a specific duration, defined in milliseconds by the input parameter Delay.</w:t>
+      </w:r>
+    </w:p>
+    <w:p>
+      <w:pPr>
+        <w:rPr>
+          <w:lang w:val="en-US"/>
+        </w:rPr>
+      </w:pPr>
+      <w:r>
+        <w:rPr>
+          <w:lang w:val="en-US"/>
+        </w:rPr>
         <w:t xml:space="preserve">The function operates by relying on the </w:t>
       </w:r>
+      <w:proofErr w:type="spellStart"/>
       <w:r>
         <w:rPr>
           <w:b/>
           <w:bCs/>
           <w:lang w:val="en-US"/>
         </w:rPr>
-        <w:t>SysTick ISR</w:t>
-      </w:r>
-      <w:r>
-        <w:rPr>
+        <w:t>SysTick</w:t>
+      </w:r>
+      <w:proofErr w:type="spellEnd"/>
+      <w:r>
+        <w:rPr>
+          <w:b/>
+          <w:bCs/>
           <w:lang w:val="en-US"/>
         </w:rPr>
-        <w:t xml:space="preserve">, which triggers every 1ms to increment a global tick variable. HAL_Delay() then continuously </w:t>
-      </w:r>
-      <w:r>
-        <w:rPr>
-          <w:b/>
-          <w:bCs/>
+        <w:t xml:space="preserve"> ISR</w:t>
+      </w:r>
+      <w:r>
+        <w:rPr>
           <w:lang w:val="en-US"/>
         </w:rPr>
+        <w:t xml:space="preserve">, which triggers every 1ms to </w:t>
+      </w:r>
+      <w:proofErr w:type="gramStart"/>
+      <w:r>
+        <w:rPr>
+          <w:lang w:val="en-US"/>
+        </w:rPr>
+        <w:t>increment</w:t>
+      </w:r>
+      <w:proofErr w:type="gramEnd"/>
+      <w:r>
+        <w:rPr>
+          <w:lang w:val="en-US"/>
+        </w:rPr>
+        <w:t xml:space="preserve"> a global tick variable. </w:t>
+      </w:r>
+      <w:proofErr w:type="spellStart"/>
+      <w:r>
+        <w:rPr>
+          <w:lang w:val="en-US"/>
+        </w:rPr>
+        <w:t>HAL_</w:t>
+      </w:r>
+      <w:proofErr w:type="gramStart"/>
+      <w:r>
+        <w:rPr>
+          <w:lang w:val="en-US"/>
+        </w:rPr>
+        <w:t>Delay</w:t>
+      </w:r>
+      <w:proofErr w:type="spellEnd"/>
+      <w:r>
+        <w:rPr>
+          <w:lang w:val="en-US"/>
+        </w:rPr>
+        <w:t>(</w:t>
+      </w:r>
+      <w:proofErr w:type="gramEnd"/>
+      <w:r>
+        <w:rPr>
+          <w:lang w:val="en-US"/>
+        </w:rPr>
+        <w:t xml:space="preserve">) then continuously </w:t>
+      </w:r>
+      <w:r>
+        <w:rPr>
+          <w:b/>
+          <w:bCs/>
+          <w:lang w:val="en-US"/>
+        </w:rPr>
         <w:t>polls</w:t>
       </w:r>
       <w:r>
@@ -216,12 +332,2439 @@
           <w:lang w:val="en-US"/>
         </w:rPr>
       </w:pPr>
+      <w:proofErr w:type="spellStart"/>
       <w:r>
         <w:rPr>
           <w:lang w:val="en-US"/>
         </w:rPr>
-        <w:t>HAL_Delay(). this function implements a delay (expressed in milliseconds) using the SysTick timer. Care must be taken when using HAL_Delay() since this function provides an accurate delay (expressed in milliseconds) based on a variable incremented in SysTick ISR. This means that if HAL_Delay() is called from a peripheral ISR, then the SysTick interrupt must have highest priority (numerically lower) than the peripheral interrupt, otherwise the caller ISR will be blocked.</w:t>
-      </w:r>
+        <w:t>HAL_</w:t>
+      </w:r>
+      <w:proofErr w:type="gramStart"/>
+      <w:r>
+        <w:rPr>
+          <w:lang w:val="en-US"/>
+        </w:rPr>
+        <w:t>Delay</w:t>
+      </w:r>
+      <w:proofErr w:type="spellEnd"/>
+      <w:r>
+        <w:rPr>
+          <w:lang w:val="en-US"/>
+        </w:rPr>
+        <w:t>(</w:t>
+      </w:r>
+      <w:proofErr w:type="gramEnd"/>
+      <w:r>
+        <w:rPr>
+          <w:lang w:val="en-US"/>
+        </w:rPr>
+        <w:t xml:space="preserve">). this function implements a delay (expressed in milliseconds) using the </w:t>
+      </w:r>
+      <w:proofErr w:type="spellStart"/>
+      <w:r>
+        <w:rPr>
+          <w:lang w:val="en-US"/>
+        </w:rPr>
+        <w:t>SysTick</w:t>
+      </w:r>
+      <w:proofErr w:type="spellEnd"/>
+      <w:r>
+        <w:rPr>
+          <w:lang w:val="en-US"/>
+        </w:rPr>
+        <w:t xml:space="preserve"> timer. Care must be taken when using </w:t>
+      </w:r>
+      <w:proofErr w:type="spellStart"/>
+      <w:r>
+        <w:rPr>
+          <w:lang w:val="en-US"/>
+        </w:rPr>
+        <w:t>HAL_</w:t>
+      </w:r>
+      <w:proofErr w:type="gramStart"/>
+      <w:r>
+        <w:rPr>
+          <w:lang w:val="en-US"/>
+        </w:rPr>
+        <w:t>Delay</w:t>
+      </w:r>
+      <w:proofErr w:type="spellEnd"/>
+      <w:r>
+        <w:rPr>
+          <w:lang w:val="en-US"/>
+        </w:rPr>
+        <w:t>(</w:t>
+      </w:r>
+      <w:proofErr w:type="gramEnd"/>
+      <w:r>
+        <w:rPr>
+          <w:lang w:val="en-US"/>
+        </w:rPr>
+        <w:t xml:space="preserve">) since this function provides an accurate delay (expressed in milliseconds) based on a variable incremented in </w:t>
+      </w:r>
+      <w:proofErr w:type="spellStart"/>
+      <w:r>
+        <w:rPr>
+          <w:lang w:val="en-US"/>
+        </w:rPr>
+        <w:t>SysTick</w:t>
+      </w:r>
+      <w:proofErr w:type="spellEnd"/>
+      <w:r>
+        <w:rPr>
+          <w:lang w:val="en-US"/>
+        </w:rPr>
+        <w:t xml:space="preserve"> ISR. This means that if </w:t>
+      </w:r>
+      <w:proofErr w:type="spellStart"/>
+      <w:r>
+        <w:rPr>
+          <w:lang w:val="en-US"/>
+        </w:rPr>
+        <w:t>HAL_</w:t>
+      </w:r>
+      <w:proofErr w:type="gramStart"/>
+      <w:r>
+        <w:rPr>
+          <w:lang w:val="en-US"/>
+        </w:rPr>
+        <w:t>Delay</w:t>
+      </w:r>
+      <w:proofErr w:type="spellEnd"/>
+      <w:r>
+        <w:rPr>
+          <w:lang w:val="en-US"/>
+        </w:rPr>
+        <w:t>(</w:t>
+      </w:r>
+      <w:proofErr w:type="gramEnd"/>
+      <w:r>
+        <w:rPr>
+          <w:lang w:val="en-US"/>
+        </w:rPr>
+        <w:t xml:space="preserve">) is called from a peripheral ISR, then the </w:t>
+      </w:r>
+      <w:proofErr w:type="spellStart"/>
+      <w:r>
+        <w:rPr>
+          <w:lang w:val="en-US"/>
+        </w:rPr>
+        <w:t>SysTick</w:t>
+      </w:r>
+      <w:proofErr w:type="spellEnd"/>
+      <w:r>
+        <w:rPr>
+          <w:lang w:val="en-US"/>
+        </w:rPr>
+        <w:t xml:space="preserve"> interrupt must have highest priority (numerically lower) than the peripheral interrupt, otherwise the caller ISR will be blocked.</w:t>
+      </w:r>
+    </w:p>
+    <w:p>
+      <w:pPr>
+        <w:rPr>
+          <w:lang w:val="en-DK"/>
+        </w:rPr>
+      </w:pPr>
+    </w:p>
+    <w:p>
+      <w:pPr>
+        <w:rPr>
+          <w:b/>
+          <w:bCs/>
+          <w:lang w:val="en-DK"/>
+        </w:rPr>
+      </w:pPr>
+      <w:r>
+        <w:rPr>
+          <w:b/>
+          <w:bCs/>
+          <w:lang w:val="en-DK"/>
+        </w:rPr>
+        <w:t xml:space="preserve">EX2: Use the defined names found in </w:t>
+      </w:r>
+      <w:proofErr w:type="spellStart"/>
+      <w:r>
+        <w:rPr>
+          <w:b/>
+          <w:bCs/>
+          <w:lang w:val="en-DK"/>
+        </w:rPr>
+        <w:t>gpio.c</w:t>
+      </w:r>
+      <w:proofErr w:type="spellEnd"/>
+      <w:r>
+        <w:rPr>
+          <w:b/>
+          <w:bCs/>
+          <w:lang w:val="en-DK"/>
+        </w:rPr>
+        <w:t xml:space="preserve"> </w:t>
+      </w:r>
+      <w:proofErr w:type="gramStart"/>
+      <w:r>
+        <w:rPr>
+          <w:b/>
+          <w:bCs/>
+          <w:lang w:val="en-DK"/>
+        </w:rPr>
+        <w:t>instead, and</w:t>
+      </w:r>
+      <w:proofErr w:type="gramEnd"/>
+      <w:r>
+        <w:rPr>
+          <w:b/>
+          <w:bCs/>
+          <w:lang w:val="en-DK"/>
+        </w:rPr>
+        <w:t xml:space="preserve"> change frequency to</w:t>
+      </w:r>
+      <w:r>
+        <w:rPr>
+          <w:b/>
+          <w:bCs/>
+          <w:lang w:val="en-DK"/>
+        </w:rPr>
+        <w:t xml:space="preserve"> </w:t>
+      </w:r>
+      <w:r>
+        <w:rPr>
+          <w:b/>
+          <w:bCs/>
+          <w:lang w:val="en-DK"/>
+        </w:rPr>
+        <w:t>100ms.</w:t>
+      </w:r>
+    </w:p>
+    <w:p>
+      <w:pPr>
+        <w:rPr>
+          <w:lang w:val="en-DK"/>
+        </w:rPr>
+      </w:pPr>
+      <w:r>
+        <w:rPr>
+          <w:b/>
+          <w:bCs/>
+          <w:lang w:val="en-DK"/>
+        </w:rPr>
+        <w:t>int</w:t>
+      </w:r>
+      <w:r>
+        <w:rPr>
+          <w:lang w:val="en-DK"/>
+        </w:rPr>
+        <w:t xml:space="preserve"> </w:t>
+      </w:r>
+      <w:r>
+        <w:rPr>
+          <w:b/>
+          <w:bCs/>
+          <w:lang w:val="en-DK"/>
+        </w:rPr>
+        <w:t>main</w:t>
+      </w:r>
+      <w:r>
+        <w:rPr>
+          <w:lang w:val="en-DK"/>
+        </w:rPr>
+        <w:t>(</w:t>
+      </w:r>
+      <w:r>
+        <w:rPr>
+          <w:b/>
+          <w:bCs/>
+          <w:lang w:val="en-DK"/>
+        </w:rPr>
+        <w:t>void</w:t>
+      </w:r>
+      <w:r>
+        <w:rPr>
+          <w:lang w:val="en-DK"/>
+        </w:rPr>
+        <w:t>)</w:t>
+      </w:r>
+    </w:p>
+    <w:p>
+      <w:pPr>
+        <w:rPr>
+          <w:lang w:val="en-DK"/>
+        </w:rPr>
+      </w:pPr>
+      <w:r>
+        <w:rPr>
+          <w:lang w:val="en-DK"/>
+        </w:rPr>
+        <w:t>{</w:t>
+      </w:r>
+    </w:p>
+    <w:p>
+      <w:pPr>
+        <w:rPr>
+          <w:lang w:val="en-DK"/>
+        </w:rPr>
+      </w:pPr>
+      <w:r>
+        <w:rPr>
+          <w:lang w:val="en-DK"/>
+        </w:rPr>
+        <w:t xml:space="preserve">  </w:t>
+      </w:r>
+      <w:proofErr w:type="spellStart"/>
+      <w:r>
+        <w:rPr>
+          <w:b/>
+          <w:bCs/>
+          <w:lang w:val="en-DK"/>
+        </w:rPr>
+        <w:t>HAL_</w:t>
+      </w:r>
+      <w:proofErr w:type="gramStart"/>
+      <w:r>
+        <w:rPr>
+          <w:b/>
+          <w:bCs/>
+          <w:lang w:val="en-DK"/>
+        </w:rPr>
+        <w:t>Init</w:t>
+      </w:r>
+      <w:proofErr w:type="spellEnd"/>
+      <w:r>
+        <w:rPr>
+          <w:lang w:val="en-DK"/>
+        </w:rPr>
+        <w:t>();</w:t>
+      </w:r>
+      <w:proofErr w:type="gramEnd"/>
+    </w:p>
+    <w:p>
+      <w:pPr>
+        <w:rPr>
+          <w:lang w:val="en-DK"/>
+        </w:rPr>
+      </w:pPr>
+      <w:r>
+        <w:rPr>
+          <w:lang w:val="en-DK"/>
+        </w:rPr>
+        <w:t xml:space="preserve">  </w:t>
+      </w:r>
+      <w:proofErr w:type="spellStart"/>
+      <w:r>
+        <w:rPr>
+          <w:b/>
+          <w:bCs/>
+          <w:lang w:val="en-DK"/>
+        </w:rPr>
+        <w:t>SystemClock_</w:t>
+      </w:r>
+      <w:proofErr w:type="gramStart"/>
+      <w:r>
+        <w:rPr>
+          <w:b/>
+          <w:bCs/>
+          <w:lang w:val="en-DK"/>
+        </w:rPr>
+        <w:t>Config</w:t>
+      </w:r>
+      <w:proofErr w:type="spellEnd"/>
+      <w:r>
+        <w:rPr>
+          <w:lang w:val="en-DK"/>
+        </w:rPr>
+        <w:t>();</w:t>
+      </w:r>
+      <w:proofErr w:type="gramEnd"/>
+    </w:p>
+    <w:p>
+      <w:pPr>
+        <w:rPr>
+          <w:lang w:val="en-DK"/>
+        </w:rPr>
+      </w:pPr>
+      <w:r>
+        <w:rPr>
+          <w:lang w:val="en-DK"/>
+        </w:rPr>
+        <w:t xml:space="preserve">  </w:t>
+      </w:r>
+      <w:proofErr w:type="spellStart"/>
+      <w:r>
+        <w:rPr>
+          <w:b/>
+          <w:bCs/>
+          <w:lang w:val="en-DK"/>
+        </w:rPr>
+        <w:t>MX_GPIO_</w:t>
+      </w:r>
+      <w:proofErr w:type="gramStart"/>
+      <w:r>
+        <w:rPr>
+          <w:b/>
+          <w:bCs/>
+          <w:lang w:val="en-DK"/>
+        </w:rPr>
+        <w:t>Init</w:t>
+      </w:r>
+      <w:proofErr w:type="spellEnd"/>
+      <w:r>
+        <w:rPr>
+          <w:lang w:val="en-DK"/>
+        </w:rPr>
+        <w:t>();</w:t>
+      </w:r>
+      <w:proofErr w:type="gramEnd"/>
+    </w:p>
+    <w:p>
+      <w:pPr>
+        <w:rPr>
+          <w:lang w:val="en-DK"/>
+        </w:rPr>
+      </w:pPr>
+    </w:p>
+    <w:p>
+      <w:pPr>
+        <w:rPr>
+          <w:lang w:val="en-DK"/>
+        </w:rPr>
+      </w:pPr>
+      <w:r>
+        <w:rPr>
+          <w:lang w:val="en-DK"/>
+        </w:rPr>
+        <w:t xml:space="preserve">  </w:t>
+      </w:r>
+      <w:r>
+        <w:rPr>
+          <w:b/>
+          <w:bCs/>
+          <w:lang w:val="en-DK"/>
+        </w:rPr>
+        <w:t>while</w:t>
+      </w:r>
+      <w:r>
+        <w:rPr>
+          <w:lang w:val="en-DK"/>
+        </w:rPr>
+        <w:t xml:space="preserve"> (1)</w:t>
+      </w:r>
+    </w:p>
+    <w:p>
+      <w:pPr>
+        <w:rPr>
+          <w:lang w:val="en-DK"/>
+        </w:rPr>
+      </w:pPr>
+      <w:r>
+        <w:rPr>
+          <w:lang w:val="en-DK"/>
+        </w:rPr>
+        <w:t xml:space="preserve">  {</w:t>
+      </w:r>
+    </w:p>
+    <w:p>
+      <w:pPr>
+        <w:rPr>
+          <w:lang w:val="en-DK"/>
+        </w:rPr>
+      </w:pPr>
+      <w:r>
+        <w:rPr>
+          <w:lang w:val="en-DK"/>
+        </w:rPr>
+        <w:tab/>
+        <w:t xml:space="preserve">  </w:t>
+      </w:r>
+      <w:proofErr w:type="spellStart"/>
+      <w:r>
+        <w:rPr>
+          <w:b/>
+          <w:bCs/>
+          <w:lang w:val="en-DK"/>
+        </w:rPr>
+        <w:t>HAL_GPIO_</w:t>
+      </w:r>
+      <w:proofErr w:type="gramStart"/>
+      <w:r>
+        <w:rPr>
+          <w:b/>
+          <w:bCs/>
+          <w:lang w:val="en-DK"/>
+        </w:rPr>
+        <w:t>TogglePin</w:t>
+      </w:r>
+      <w:proofErr w:type="spellEnd"/>
+      <w:r>
+        <w:rPr>
+          <w:lang w:val="en-DK"/>
+        </w:rPr>
+        <w:t>(</w:t>
+      </w:r>
+      <w:proofErr w:type="gramEnd"/>
+      <w:r>
+        <w:rPr>
+          <w:lang w:val="en-DK"/>
+        </w:rPr>
+        <w:t>LD2_GPIO_Port, LD2_Pin);</w:t>
+      </w:r>
+      <w:r>
+        <w:rPr>
+          <w:lang w:val="en-DK"/>
+        </w:rPr>
+        <w:tab/>
+        <w:t>// Toggle LED</w:t>
+      </w:r>
+    </w:p>
+    <w:p>
+      <w:pPr>
+        <w:rPr>
+          <w:lang w:val="en-DK"/>
+        </w:rPr>
+      </w:pPr>
+      <w:r>
+        <w:rPr>
+          <w:lang w:val="en-DK"/>
+        </w:rPr>
+        <w:tab/>
+        <w:t xml:space="preserve">  </w:t>
+      </w:r>
+      <w:proofErr w:type="spellStart"/>
+      <w:r>
+        <w:rPr>
+          <w:b/>
+          <w:bCs/>
+          <w:lang w:val="en-DK"/>
+        </w:rPr>
+        <w:t>HAL_</w:t>
+      </w:r>
+      <w:proofErr w:type="gramStart"/>
+      <w:r>
+        <w:rPr>
+          <w:b/>
+          <w:bCs/>
+          <w:lang w:val="en-DK"/>
+        </w:rPr>
+        <w:t>Delay</w:t>
+      </w:r>
+      <w:proofErr w:type="spellEnd"/>
+      <w:r>
+        <w:rPr>
+          <w:lang w:val="en-DK"/>
+        </w:rPr>
+        <w:t>(</w:t>
+      </w:r>
+      <w:proofErr w:type="gramEnd"/>
+      <w:r>
+        <w:rPr>
+          <w:lang w:val="en-DK"/>
+        </w:rPr>
+        <w:t>100);</w:t>
+      </w:r>
+      <w:r>
+        <w:rPr>
+          <w:lang w:val="en-DK"/>
+        </w:rPr>
+        <w:tab/>
+      </w:r>
+      <w:r>
+        <w:rPr>
+          <w:lang w:val="en-DK"/>
+        </w:rPr>
+        <w:tab/>
+      </w:r>
+      <w:r>
+        <w:rPr>
+          <w:lang w:val="en-DK"/>
+        </w:rPr>
+        <w:tab/>
+      </w:r>
+      <w:r>
+        <w:rPr>
+          <w:lang w:val="en-DK"/>
+        </w:rPr>
+        <w:tab/>
+      </w:r>
+      <w:r>
+        <w:rPr>
+          <w:lang w:val="en-DK"/>
+        </w:rPr>
+        <w:tab/>
+      </w:r>
+      <w:r>
+        <w:rPr>
+          <w:lang w:val="en-DK"/>
+        </w:rPr>
+        <w:t>//Delay 100ms</w:t>
+      </w:r>
+    </w:p>
+    <w:p>
+      <w:pPr>
+        <w:rPr>
+          <w:lang w:val="en-DK"/>
+        </w:rPr>
+      </w:pPr>
+      <w:r>
+        <w:rPr>
+          <w:lang w:val="en-DK"/>
+        </w:rPr>
+        <w:t xml:space="preserve">  }</w:t>
+      </w:r>
+    </w:p>
+    <w:p>
+      <w:pPr>
+        <w:rPr>
+          <w:lang w:val="en-DK"/>
+        </w:rPr>
+      </w:pPr>
+      <w:r>
+        <w:rPr>
+          <w:lang w:val="en-DK"/>
+        </w:rPr>
+        <w:t>}</w:t>
+      </w:r>
+    </w:p>
+    <w:p>
+      <w:pPr>
+        <w:rPr>
+          <w:lang w:val="en-DK"/>
+        </w:rPr>
+      </w:pPr>
+    </w:p>
+    <w:p>
+      <w:pPr>
+        <w:rPr>
+          <w:b/>
+          <w:bCs/>
+          <w:lang w:val="en-DK"/>
+        </w:rPr>
+      </w:pPr>
+      <w:r>
+        <w:rPr>
+          <w:b/>
+          <w:bCs/>
+          <w:lang w:val="en-DK"/>
+        </w:rPr>
+        <w:lastRenderedPageBreak/>
+        <w:t>EX3: Look in HAL manual for another way to manipulate the GPIO (set/reset) and</w:t>
+      </w:r>
+      <w:r>
+        <w:rPr>
+          <w:b/>
+          <w:bCs/>
+          <w:lang w:val="en-DK"/>
+        </w:rPr>
+        <w:t xml:space="preserve"> </w:t>
+      </w:r>
+      <w:r>
+        <w:rPr>
+          <w:b/>
+          <w:bCs/>
+          <w:lang w:val="en-DK"/>
+        </w:rPr>
+        <w:t>use this to make LED blink.</w:t>
+      </w:r>
+    </w:p>
+    <w:p>
+      <w:pPr>
+        <w:rPr>
+          <w:lang w:val="en-DK"/>
+        </w:rPr>
+      </w:pPr>
+    </w:p>
+    <w:p>
+      <w:pPr>
+        <w:rPr>
+          <w:lang w:val="en-DK"/>
+        </w:rPr>
+      </w:pPr>
+      <w:r>
+        <w:rPr>
+          <w:b/>
+          <w:bCs/>
+          <w:lang w:val="en-DK"/>
+        </w:rPr>
+        <w:t>int</w:t>
+      </w:r>
+      <w:r>
+        <w:rPr>
+          <w:lang w:val="en-DK"/>
+        </w:rPr>
+        <w:t xml:space="preserve"> </w:t>
+      </w:r>
+      <w:r>
+        <w:rPr>
+          <w:b/>
+          <w:bCs/>
+          <w:lang w:val="en-DK"/>
+        </w:rPr>
+        <w:t>main</w:t>
+      </w:r>
+      <w:r>
+        <w:rPr>
+          <w:lang w:val="en-DK"/>
+        </w:rPr>
+        <w:t>(</w:t>
+      </w:r>
+      <w:r>
+        <w:rPr>
+          <w:b/>
+          <w:bCs/>
+          <w:lang w:val="en-DK"/>
+        </w:rPr>
+        <w:t>void</w:t>
+      </w:r>
+      <w:r>
+        <w:rPr>
+          <w:lang w:val="en-DK"/>
+        </w:rPr>
+        <w:t>)</w:t>
+      </w:r>
+    </w:p>
+    <w:p>
+      <w:pPr>
+        <w:rPr>
+          <w:lang w:val="en-DK"/>
+        </w:rPr>
+      </w:pPr>
+      <w:r>
+        <w:rPr>
+          <w:lang w:val="en-DK"/>
+        </w:rPr>
+        <w:t>{</w:t>
+      </w:r>
+    </w:p>
+    <w:p>
+      <w:pPr>
+        <w:rPr>
+          <w:lang w:val="en-DK"/>
+        </w:rPr>
+      </w:pPr>
+      <w:r>
+        <w:rPr>
+          <w:lang w:val="en-DK"/>
+        </w:rPr>
+        <w:t xml:space="preserve">  </w:t>
+      </w:r>
+      <w:proofErr w:type="spellStart"/>
+      <w:r>
+        <w:rPr>
+          <w:b/>
+          <w:bCs/>
+          <w:lang w:val="en-DK"/>
+        </w:rPr>
+        <w:t>HAL_</w:t>
+      </w:r>
+      <w:proofErr w:type="gramStart"/>
+      <w:r>
+        <w:rPr>
+          <w:b/>
+          <w:bCs/>
+          <w:lang w:val="en-DK"/>
+        </w:rPr>
+        <w:t>Init</w:t>
+      </w:r>
+      <w:proofErr w:type="spellEnd"/>
+      <w:r>
+        <w:rPr>
+          <w:lang w:val="en-DK"/>
+        </w:rPr>
+        <w:t>();</w:t>
+      </w:r>
+      <w:proofErr w:type="gramEnd"/>
+    </w:p>
+    <w:p>
+      <w:pPr>
+        <w:rPr>
+          <w:lang w:val="en-DK"/>
+        </w:rPr>
+      </w:pPr>
+      <w:r>
+        <w:rPr>
+          <w:lang w:val="en-DK"/>
+        </w:rPr>
+        <w:t xml:space="preserve">  </w:t>
+      </w:r>
+      <w:proofErr w:type="spellStart"/>
+      <w:r>
+        <w:rPr>
+          <w:b/>
+          <w:bCs/>
+          <w:lang w:val="en-DK"/>
+        </w:rPr>
+        <w:t>SystemClock_</w:t>
+      </w:r>
+      <w:proofErr w:type="gramStart"/>
+      <w:r>
+        <w:rPr>
+          <w:b/>
+          <w:bCs/>
+          <w:lang w:val="en-DK"/>
+        </w:rPr>
+        <w:t>Config</w:t>
+      </w:r>
+      <w:proofErr w:type="spellEnd"/>
+      <w:r>
+        <w:rPr>
+          <w:lang w:val="en-DK"/>
+        </w:rPr>
+        <w:t>();</w:t>
+      </w:r>
+      <w:proofErr w:type="gramEnd"/>
+    </w:p>
+    <w:p>
+      <w:pPr>
+        <w:rPr>
+          <w:lang w:val="en-DK"/>
+        </w:rPr>
+      </w:pPr>
+      <w:r>
+        <w:rPr>
+          <w:lang w:val="en-DK"/>
+        </w:rPr>
+        <w:t xml:space="preserve">  </w:t>
+      </w:r>
+      <w:proofErr w:type="spellStart"/>
+      <w:r>
+        <w:rPr>
+          <w:b/>
+          <w:bCs/>
+          <w:lang w:val="en-DK"/>
+        </w:rPr>
+        <w:t>MX_GPIO_</w:t>
+      </w:r>
+      <w:proofErr w:type="gramStart"/>
+      <w:r>
+        <w:rPr>
+          <w:b/>
+          <w:bCs/>
+          <w:lang w:val="en-DK"/>
+        </w:rPr>
+        <w:t>Init</w:t>
+      </w:r>
+      <w:proofErr w:type="spellEnd"/>
+      <w:r>
+        <w:rPr>
+          <w:lang w:val="en-DK"/>
+        </w:rPr>
+        <w:t>();</w:t>
+      </w:r>
+      <w:proofErr w:type="gramEnd"/>
+    </w:p>
+    <w:p>
+      <w:pPr>
+        <w:rPr>
+          <w:lang w:val="en-DK"/>
+        </w:rPr>
+      </w:pPr>
+    </w:p>
+    <w:p>
+      <w:pPr>
+        <w:rPr>
+          <w:lang w:val="en-DK"/>
+        </w:rPr>
+      </w:pPr>
+      <w:r>
+        <w:rPr>
+          <w:lang w:val="en-DK"/>
+        </w:rPr>
+        <w:t xml:space="preserve">  </w:t>
+      </w:r>
+      <w:r>
+        <w:rPr>
+          <w:b/>
+          <w:bCs/>
+          <w:lang w:val="en-DK"/>
+        </w:rPr>
+        <w:t>while</w:t>
+      </w:r>
+      <w:r>
+        <w:rPr>
+          <w:lang w:val="en-DK"/>
+        </w:rPr>
+        <w:t xml:space="preserve"> (1)</w:t>
+      </w:r>
+    </w:p>
+    <w:p>
+      <w:pPr>
+        <w:rPr>
+          <w:lang w:val="en-DK"/>
+        </w:rPr>
+      </w:pPr>
+      <w:r>
+        <w:rPr>
+          <w:lang w:val="en-DK"/>
+        </w:rPr>
+        <w:t xml:space="preserve">  {</w:t>
+      </w:r>
+    </w:p>
+    <w:p>
+      <w:pPr>
+        <w:rPr>
+          <w:b/>
+          <w:bCs/>
+          <w:lang w:val="en-DK"/>
+        </w:rPr>
+      </w:pPr>
+      <w:r>
+        <w:rPr>
+          <w:lang w:val="en-DK"/>
+        </w:rPr>
+        <w:tab/>
+        <w:t xml:space="preserve"> </w:t>
+      </w:r>
+      <w:proofErr w:type="spellStart"/>
+      <w:r>
+        <w:rPr>
+          <w:b/>
+          <w:bCs/>
+          <w:lang w:val="en-DK"/>
+        </w:rPr>
+        <w:t>HAL_GPIO_</w:t>
+      </w:r>
+      <w:proofErr w:type="gramStart"/>
+      <w:r>
+        <w:rPr>
+          <w:b/>
+          <w:bCs/>
+          <w:lang w:val="en-DK"/>
+        </w:rPr>
+        <w:t>WritePin</w:t>
+      </w:r>
+      <w:proofErr w:type="spellEnd"/>
+      <w:r>
+        <w:rPr>
+          <w:b/>
+          <w:bCs/>
+          <w:lang w:val="en-DK"/>
+        </w:rPr>
+        <w:t>(</w:t>
+      </w:r>
+      <w:proofErr w:type="gramEnd"/>
+      <w:r>
+        <w:rPr>
+          <w:b/>
+          <w:bCs/>
+          <w:lang w:val="en-DK"/>
+        </w:rPr>
+        <w:t xml:space="preserve">LD2_GPIO_Port, LD2_Pin, </w:t>
+      </w:r>
+      <w:r>
+        <w:rPr>
+          <w:b/>
+          <w:bCs/>
+          <w:i/>
+          <w:iCs/>
+          <w:lang w:val="en-DK"/>
+        </w:rPr>
+        <w:t>GPIO_PIN_</w:t>
+      </w:r>
+      <w:proofErr w:type="gramStart"/>
+      <w:r>
+        <w:rPr>
+          <w:b/>
+          <w:bCs/>
+          <w:i/>
+          <w:iCs/>
+          <w:lang w:val="en-DK"/>
+        </w:rPr>
+        <w:t>RESET</w:t>
+      </w:r>
+      <w:r>
+        <w:rPr>
+          <w:b/>
+          <w:bCs/>
+          <w:lang w:val="en-DK"/>
+        </w:rPr>
+        <w:t>);/</w:t>
+      </w:r>
+      <w:proofErr w:type="gramEnd"/>
+      <w:r>
+        <w:rPr>
+          <w:b/>
+          <w:bCs/>
+          <w:lang w:val="en-DK"/>
+        </w:rPr>
+        <w:t>/Reset LED</w:t>
+      </w:r>
+    </w:p>
+    <w:p>
+      <w:pPr>
+        <w:ind w:firstLine="720"/>
+        <w:rPr>
+          <w:b/>
+          <w:bCs/>
+          <w:lang w:val="en-DK"/>
+        </w:rPr>
+      </w:pPr>
+      <w:proofErr w:type="spellStart"/>
+      <w:r>
+        <w:rPr>
+          <w:b/>
+          <w:bCs/>
+          <w:lang w:val="en-DK"/>
+        </w:rPr>
+        <w:t>HAL_</w:t>
+      </w:r>
+      <w:proofErr w:type="gramStart"/>
+      <w:r>
+        <w:rPr>
+          <w:b/>
+          <w:bCs/>
+          <w:lang w:val="en-DK"/>
+        </w:rPr>
+        <w:t>Delay</w:t>
+      </w:r>
+      <w:proofErr w:type="spellEnd"/>
+      <w:r>
+        <w:rPr>
+          <w:b/>
+          <w:bCs/>
+          <w:lang w:val="en-DK"/>
+        </w:rPr>
+        <w:t>(</w:t>
+      </w:r>
+      <w:proofErr w:type="gramEnd"/>
+      <w:r>
+        <w:rPr>
+          <w:b/>
+          <w:bCs/>
+          <w:lang w:val="en-DK"/>
+        </w:rPr>
+        <w:t>100);</w:t>
+      </w:r>
+      <w:r>
+        <w:rPr>
+          <w:b/>
+          <w:bCs/>
+          <w:lang w:val="en-DK"/>
+        </w:rPr>
+        <w:tab/>
+      </w:r>
+      <w:r>
+        <w:rPr>
+          <w:b/>
+          <w:bCs/>
+          <w:lang w:val="en-DK"/>
+        </w:rPr>
+        <w:tab/>
+      </w:r>
+      <w:r>
+        <w:rPr>
+          <w:b/>
+          <w:bCs/>
+          <w:lang w:val="en-DK"/>
+        </w:rPr>
+        <w:tab/>
+      </w:r>
+      <w:r>
+        <w:rPr>
+          <w:b/>
+          <w:bCs/>
+          <w:lang w:val="en-DK"/>
+        </w:rPr>
+        <w:tab/>
+      </w:r>
+      <w:r>
+        <w:rPr>
+          <w:b/>
+          <w:bCs/>
+          <w:lang w:val="en-DK"/>
+        </w:rPr>
+        <w:tab/>
+      </w:r>
+      <w:r>
+        <w:rPr>
+          <w:b/>
+          <w:bCs/>
+          <w:lang w:val="en-DK"/>
+        </w:rPr>
+        <w:tab/>
+      </w:r>
+      <w:r>
+        <w:rPr>
+          <w:b/>
+          <w:bCs/>
+          <w:lang w:val="en-DK"/>
+        </w:rPr>
+        <w:tab/>
+      </w:r>
+      <w:r>
+        <w:rPr>
+          <w:b/>
+          <w:bCs/>
+          <w:lang w:val="en-DK"/>
+        </w:rPr>
+        <w:t>//Delay 100ms</w:t>
+      </w:r>
+    </w:p>
+    <w:p>
+      <w:pPr>
+        <w:ind w:firstLine="720"/>
+        <w:rPr>
+          <w:b/>
+          <w:bCs/>
+          <w:lang w:val="en-DK"/>
+        </w:rPr>
+      </w:pPr>
+      <w:proofErr w:type="spellStart"/>
+      <w:r>
+        <w:rPr>
+          <w:b/>
+          <w:bCs/>
+          <w:lang w:val="en-DK"/>
+        </w:rPr>
+        <w:t>HAL_GPIO_</w:t>
+      </w:r>
+      <w:proofErr w:type="gramStart"/>
+      <w:r>
+        <w:rPr>
+          <w:b/>
+          <w:bCs/>
+          <w:lang w:val="en-DK"/>
+        </w:rPr>
+        <w:t>WritePin</w:t>
+      </w:r>
+      <w:proofErr w:type="spellEnd"/>
+      <w:r>
+        <w:rPr>
+          <w:b/>
+          <w:bCs/>
+          <w:lang w:val="en-DK"/>
+        </w:rPr>
+        <w:t>(</w:t>
+      </w:r>
+      <w:proofErr w:type="gramEnd"/>
+      <w:r>
+        <w:rPr>
+          <w:b/>
+          <w:bCs/>
+          <w:lang w:val="en-DK"/>
+        </w:rPr>
+        <w:t xml:space="preserve">LD2_GPIO_Port, LD2_Pin, </w:t>
+      </w:r>
+      <w:r>
+        <w:rPr>
+          <w:b/>
+          <w:bCs/>
+          <w:i/>
+          <w:iCs/>
+          <w:lang w:val="en-DK"/>
+        </w:rPr>
+        <w:t>GPIO_PIN_SET</w:t>
+      </w:r>
+      <w:r>
+        <w:rPr>
+          <w:b/>
+          <w:bCs/>
+          <w:lang w:val="en-DK"/>
+        </w:rPr>
+        <w:t>);</w:t>
+      </w:r>
+      <w:r>
+        <w:rPr>
+          <w:b/>
+          <w:bCs/>
+          <w:lang w:val="en-DK"/>
+        </w:rPr>
+        <w:tab/>
+        <w:t>//Set LED</w:t>
+      </w:r>
+    </w:p>
+    <w:p>
+      <w:pPr>
+        <w:rPr>
+          <w:b/>
+          <w:bCs/>
+          <w:lang w:val="en-DK"/>
+        </w:rPr>
+      </w:pPr>
+      <w:r>
+        <w:rPr>
+          <w:b/>
+          <w:bCs/>
+          <w:lang w:val="en-DK"/>
+        </w:rPr>
+        <w:tab/>
+      </w:r>
+      <w:proofErr w:type="spellStart"/>
+      <w:r>
+        <w:rPr>
+          <w:b/>
+          <w:bCs/>
+          <w:lang w:val="en-DK"/>
+        </w:rPr>
+        <w:t>HAL_</w:t>
+      </w:r>
+      <w:proofErr w:type="gramStart"/>
+      <w:r>
+        <w:rPr>
+          <w:b/>
+          <w:bCs/>
+          <w:lang w:val="en-DK"/>
+        </w:rPr>
+        <w:t>Delay</w:t>
+      </w:r>
+      <w:proofErr w:type="spellEnd"/>
+      <w:r>
+        <w:rPr>
+          <w:b/>
+          <w:bCs/>
+          <w:lang w:val="en-DK"/>
+        </w:rPr>
+        <w:t>(</w:t>
+      </w:r>
+      <w:proofErr w:type="gramEnd"/>
+      <w:r>
+        <w:rPr>
+          <w:b/>
+          <w:bCs/>
+          <w:lang w:val="en-DK"/>
+        </w:rPr>
+        <w:t>100);</w:t>
+      </w:r>
+      <w:r>
+        <w:rPr>
+          <w:b/>
+          <w:bCs/>
+          <w:lang w:val="en-DK"/>
+        </w:rPr>
+        <w:tab/>
+      </w:r>
+      <w:r>
+        <w:rPr>
+          <w:b/>
+          <w:bCs/>
+          <w:lang w:val="en-DK"/>
+        </w:rPr>
+        <w:tab/>
+      </w:r>
+      <w:r>
+        <w:rPr>
+          <w:b/>
+          <w:bCs/>
+          <w:lang w:val="en-DK"/>
+        </w:rPr>
+        <w:tab/>
+      </w:r>
+      <w:r>
+        <w:rPr>
+          <w:b/>
+          <w:bCs/>
+          <w:lang w:val="en-DK"/>
+        </w:rPr>
+        <w:tab/>
+      </w:r>
+      <w:r>
+        <w:rPr>
+          <w:b/>
+          <w:bCs/>
+          <w:lang w:val="en-DK"/>
+        </w:rPr>
+        <w:tab/>
+      </w:r>
+      <w:r>
+        <w:rPr>
+          <w:b/>
+          <w:bCs/>
+          <w:lang w:val="en-DK"/>
+        </w:rPr>
+        <w:tab/>
+      </w:r>
+      <w:r>
+        <w:rPr>
+          <w:b/>
+          <w:bCs/>
+          <w:lang w:val="en-DK"/>
+        </w:rPr>
+        <w:tab/>
+        <w:t>//Delay 100ms</w:t>
+      </w:r>
+    </w:p>
+    <w:p>
+      <w:pPr>
+        <w:rPr>
+          <w:lang w:val="en-DK"/>
+        </w:rPr>
+      </w:pPr>
+      <w:r>
+        <w:rPr>
+          <w:lang w:val="en-DK"/>
+        </w:rPr>
+        <w:t xml:space="preserve">  }</w:t>
+      </w:r>
+    </w:p>
+    <w:p>
+      <w:pPr>
+        <w:rPr>
+          <w:lang w:val="en-DK"/>
+        </w:rPr>
+      </w:pPr>
+      <w:r>
+        <w:rPr>
+          <w:lang w:val="en-DK"/>
+        </w:rPr>
+        <w:t>}</w:t>
+      </w:r>
+    </w:p>
+    <w:p>
+      <w:pPr>
+        <w:rPr>
+          <w:lang w:val="en-DK"/>
+        </w:rPr>
+      </w:pPr>
+    </w:p>
+    <w:p>
+      <w:pPr>
+        <w:rPr>
+          <w:lang w:val="en-DK"/>
+        </w:rPr>
+      </w:pPr>
+    </w:p>
+    <w:p>
+      <w:pPr>
+        <w:rPr>
+          <w:lang w:val="en-DK"/>
+        </w:rPr>
+      </w:pPr>
+    </w:p>
+    <w:p>
+      <w:pPr>
+        <w:rPr>
+          <w:b/>
+          <w:bCs/>
+          <w:lang w:val="en-DK"/>
+        </w:rPr>
+      </w:pPr>
+      <w:r>
+        <w:rPr>
+          <w:b/>
+          <w:bCs/>
+          <w:lang w:val="en-DK"/>
+        </w:rPr>
+        <w:t xml:space="preserve">EX4: Create a variable X (char, int or uint8_t type) that </w:t>
+      </w:r>
+      <w:proofErr w:type="gramStart"/>
+      <w:r>
+        <w:rPr>
+          <w:b/>
+          <w:bCs/>
+          <w:lang w:val="en-DK"/>
+        </w:rPr>
+        <w:t>counts up</w:t>
+      </w:r>
+      <w:proofErr w:type="gramEnd"/>
+      <w:r>
+        <w:rPr>
+          <w:b/>
+          <w:bCs/>
+          <w:lang w:val="en-DK"/>
+        </w:rPr>
+        <w:t xml:space="preserve"> from 0. With</w:t>
+      </w:r>
+      <w:r>
+        <w:rPr>
+          <w:b/>
+          <w:bCs/>
+          <w:lang w:val="en-DK"/>
+        </w:rPr>
+        <w:t xml:space="preserve"> </w:t>
+      </w:r>
+      <w:r>
+        <w:rPr>
+          <w:b/>
+          <w:bCs/>
+          <w:lang w:val="en-DK"/>
+        </w:rPr>
+        <w:t>each step the LED should blink X times (speed 100ms). Incorporate a pause of 1</w:t>
+      </w:r>
+      <w:r>
+        <w:rPr>
+          <w:b/>
+          <w:bCs/>
+          <w:lang w:val="en-DK"/>
+        </w:rPr>
+        <w:t xml:space="preserve"> </w:t>
+      </w:r>
+      <w:r>
+        <w:rPr>
+          <w:b/>
+          <w:bCs/>
+          <w:lang w:val="en-DK"/>
+        </w:rPr>
+        <w:t xml:space="preserve">sec between each increase of X. 0, 1, 2, 3, 4 etc </w:t>
+      </w:r>
+      <w:proofErr w:type="gramStart"/>
+      <w:r>
+        <w:rPr>
+          <w:b/>
+          <w:bCs/>
+          <w:lang w:val="en-DK"/>
+        </w:rPr>
+        <w:t>blinks..</w:t>
+      </w:r>
+      <w:proofErr w:type="gramEnd"/>
+    </w:p>
+    <w:p>
+      <w:pPr>
+        <w:rPr>
+          <w:lang w:val="en-DK"/>
+        </w:rPr>
+      </w:pPr>
+      <w:r>
+        <w:rPr>
+          <w:b/>
+          <w:bCs/>
+          <w:lang w:val="en-DK"/>
+        </w:rPr>
+        <w:t>int</w:t>
+      </w:r>
+      <w:r>
+        <w:rPr>
+          <w:lang w:val="en-DK"/>
+        </w:rPr>
+        <w:t xml:space="preserve"> </w:t>
+      </w:r>
+      <w:r>
+        <w:rPr>
+          <w:b/>
+          <w:bCs/>
+          <w:lang w:val="en-DK"/>
+        </w:rPr>
+        <w:t>main</w:t>
+      </w:r>
+      <w:r>
+        <w:rPr>
+          <w:lang w:val="en-DK"/>
+        </w:rPr>
+        <w:t>(</w:t>
+      </w:r>
+      <w:r>
+        <w:rPr>
+          <w:b/>
+          <w:bCs/>
+          <w:lang w:val="en-DK"/>
+        </w:rPr>
+        <w:t>void</w:t>
+      </w:r>
+      <w:r>
+        <w:rPr>
+          <w:lang w:val="en-DK"/>
+        </w:rPr>
+        <w:t>)</w:t>
+      </w:r>
+    </w:p>
+    <w:p>
+      <w:pPr>
+        <w:rPr>
+          <w:lang w:val="en-DK"/>
+        </w:rPr>
+      </w:pPr>
+      <w:r>
+        <w:rPr>
+          <w:lang w:val="en-DK"/>
+        </w:rPr>
+        <w:t>{</w:t>
+      </w:r>
+    </w:p>
+    <w:p>
+      <w:pPr>
+        <w:rPr>
+          <w:lang w:val="en-DK"/>
+        </w:rPr>
+      </w:pPr>
+      <w:r>
+        <w:rPr>
+          <w:lang w:val="en-DK"/>
+        </w:rPr>
+        <w:t xml:space="preserve">  </w:t>
+      </w:r>
+      <w:proofErr w:type="spellStart"/>
+      <w:r>
+        <w:rPr>
+          <w:b/>
+          <w:bCs/>
+          <w:lang w:val="en-DK"/>
+        </w:rPr>
+        <w:t>HAL_</w:t>
+      </w:r>
+      <w:proofErr w:type="gramStart"/>
+      <w:r>
+        <w:rPr>
+          <w:b/>
+          <w:bCs/>
+          <w:lang w:val="en-DK"/>
+        </w:rPr>
+        <w:t>Init</w:t>
+      </w:r>
+      <w:proofErr w:type="spellEnd"/>
+      <w:r>
+        <w:rPr>
+          <w:lang w:val="en-DK"/>
+        </w:rPr>
+        <w:t>();</w:t>
+      </w:r>
+      <w:proofErr w:type="gramEnd"/>
+    </w:p>
+    <w:p>
+      <w:pPr>
+        <w:rPr>
+          <w:lang w:val="en-DK"/>
+        </w:rPr>
+      </w:pPr>
+      <w:r>
+        <w:rPr>
+          <w:lang w:val="en-DK"/>
+        </w:rPr>
+        <w:t xml:space="preserve">  </w:t>
+      </w:r>
+      <w:proofErr w:type="spellStart"/>
+      <w:r>
+        <w:rPr>
+          <w:b/>
+          <w:bCs/>
+          <w:lang w:val="en-DK"/>
+        </w:rPr>
+        <w:t>SystemClock_</w:t>
+      </w:r>
+      <w:proofErr w:type="gramStart"/>
+      <w:r>
+        <w:rPr>
+          <w:b/>
+          <w:bCs/>
+          <w:lang w:val="en-DK"/>
+        </w:rPr>
+        <w:t>Config</w:t>
+      </w:r>
+      <w:proofErr w:type="spellEnd"/>
+      <w:r>
+        <w:rPr>
+          <w:lang w:val="en-DK"/>
+        </w:rPr>
+        <w:t>();</w:t>
+      </w:r>
+      <w:proofErr w:type="gramEnd"/>
+    </w:p>
+    <w:p>
+      <w:pPr>
+        <w:rPr>
+          <w:lang w:val="en-DK"/>
+        </w:rPr>
+      </w:pPr>
+      <w:r>
+        <w:rPr>
+          <w:lang w:val="en-DK"/>
+        </w:rPr>
+        <w:t xml:space="preserve">  </w:t>
+      </w:r>
+      <w:proofErr w:type="spellStart"/>
+      <w:r>
+        <w:rPr>
+          <w:b/>
+          <w:bCs/>
+          <w:lang w:val="en-DK"/>
+        </w:rPr>
+        <w:t>MX_GPIO_</w:t>
+      </w:r>
+      <w:proofErr w:type="gramStart"/>
+      <w:r>
+        <w:rPr>
+          <w:b/>
+          <w:bCs/>
+          <w:lang w:val="en-DK"/>
+        </w:rPr>
+        <w:t>Init</w:t>
+      </w:r>
+      <w:proofErr w:type="spellEnd"/>
+      <w:r>
+        <w:rPr>
+          <w:lang w:val="en-DK"/>
+        </w:rPr>
+        <w:t>();</w:t>
+      </w:r>
+      <w:proofErr w:type="gramEnd"/>
+    </w:p>
+    <w:p>
+      <w:pPr>
+        <w:rPr>
+          <w:lang w:val="en-DK"/>
+        </w:rPr>
+      </w:pPr>
+    </w:p>
+    <w:p>
+      <w:pPr>
+        <w:rPr>
+          <w:lang w:val="en-DK"/>
+        </w:rPr>
+      </w:pPr>
+      <w:r>
+        <w:rPr>
+          <w:lang w:val="en-DK"/>
+        </w:rPr>
+        <w:t xml:space="preserve">  </w:t>
+      </w:r>
+      <w:r>
+        <w:rPr>
+          <w:b/>
+          <w:bCs/>
+          <w:lang w:val="en-DK"/>
+        </w:rPr>
+        <w:t>uint8_t</w:t>
+      </w:r>
+      <w:r>
+        <w:rPr>
+          <w:lang w:val="en-DK"/>
+        </w:rPr>
+        <w:t xml:space="preserve"> X = </w:t>
+      </w:r>
+      <w:proofErr w:type="gramStart"/>
+      <w:r>
+        <w:rPr>
+          <w:lang w:val="en-DK"/>
+        </w:rPr>
+        <w:t>0;</w:t>
+      </w:r>
+      <w:proofErr w:type="gramEnd"/>
+    </w:p>
+    <w:p>
+      <w:pPr>
+        <w:rPr>
+          <w:lang w:val="en-DK"/>
+        </w:rPr>
+      </w:pPr>
+    </w:p>
+    <w:p>
+      <w:pPr>
+        <w:rPr>
+          <w:lang w:val="en-DK"/>
+        </w:rPr>
+      </w:pPr>
+      <w:r>
+        <w:rPr>
+          <w:lang w:val="en-DK"/>
+        </w:rPr>
+        <w:t xml:space="preserve">  </w:t>
+      </w:r>
+      <w:r>
+        <w:rPr>
+          <w:b/>
+          <w:bCs/>
+          <w:lang w:val="en-DK"/>
+        </w:rPr>
+        <w:t>while</w:t>
+      </w:r>
+      <w:r>
+        <w:rPr>
+          <w:lang w:val="en-DK"/>
+        </w:rPr>
+        <w:t xml:space="preserve"> (1)</w:t>
+      </w:r>
+    </w:p>
+    <w:p>
+      <w:pPr>
+        <w:rPr>
+          <w:lang w:val="en-DK"/>
+        </w:rPr>
+      </w:pPr>
+      <w:r>
+        <w:rPr>
+          <w:lang w:val="en-DK"/>
+        </w:rPr>
+        <w:lastRenderedPageBreak/>
+        <w:t xml:space="preserve">  {</w:t>
+      </w:r>
+    </w:p>
+    <w:p>
+      <w:pPr>
+        <w:rPr>
+          <w:lang w:val="en-DK"/>
+        </w:rPr>
+      </w:pPr>
+      <w:r>
+        <w:rPr>
+          <w:lang w:val="en-DK"/>
+        </w:rPr>
+        <w:tab/>
+        <w:t xml:space="preserve">  </w:t>
+      </w:r>
+      <w:r>
+        <w:rPr>
+          <w:b/>
+          <w:bCs/>
+          <w:lang w:val="en-DK"/>
+        </w:rPr>
+        <w:t>for</w:t>
+      </w:r>
+      <w:r>
+        <w:rPr>
+          <w:lang w:val="en-DK"/>
+        </w:rPr>
+        <w:t xml:space="preserve"> (</w:t>
+      </w:r>
+      <w:r>
+        <w:rPr>
+          <w:b/>
+          <w:bCs/>
+          <w:lang w:val="en-DK"/>
+        </w:rPr>
+        <w:t>int</w:t>
+      </w:r>
+      <w:r>
+        <w:rPr>
+          <w:lang w:val="en-DK"/>
+        </w:rPr>
+        <w:t xml:space="preserve"> </w:t>
+      </w:r>
+      <w:proofErr w:type="spellStart"/>
+      <w:r>
+        <w:rPr>
+          <w:lang w:val="en-DK"/>
+        </w:rPr>
+        <w:t>i</w:t>
+      </w:r>
+      <w:proofErr w:type="spellEnd"/>
+      <w:r>
+        <w:rPr>
+          <w:lang w:val="en-DK"/>
+        </w:rPr>
+        <w:t xml:space="preserve"> = 0; </w:t>
+      </w:r>
+      <w:proofErr w:type="spellStart"/>
+      <w:r>
+        <w:rPr>
+          <w:lang w:val="en-DK"/>
+        </w:rPr>
+        <w:t>i</w:t>
+      </w:r>
+      <w:proofErr w:type="spellEnd"/>
+      <w:r>
+        <w:rPr>
+          <w:lang w:val="en-DK"/>
+        </w:rPr>
+        <w:t xml:space="preserve"> &lt; X; </w:t>
+      </w:r>
+      <w:proofErr w:type="spellStart"/>
+      <w:r>
+        <w:rPr>
+          <w:lang w:val="en-DK"/>
+        </w:rPr>
+        <w:t>i</w:t>
+      </w:r>
+      <w:proofErr w:type="spellEnd"/>
+      <w:r>
+        <w:rPr>
+          <w:lang w:val="en-DK"/>
+        </w:rPr>
+        <w:t>+</w:t>
+      </w:r>
+      <w:proofErr w:type="gramStart"/>
+      <w:r>
+        <w:rPr>
+          <w:lang w:val="en-DK"/>
+        </w:rPr>
+        <w:t>+){</w:t>
+      </w:r>
+      <w:proofErr w:type="gramEnd"/>
+    </w:p>
+    <w:p>
+      <w:pPr>
+        <w:rPr>
+          <w:lang w:val="en-DK"/>
+        </w:rPr>
+      </w:pPr>
+      <w:r>
+        <w:rPr>
+          <w:lang w:val="en-DK"/>
+        </w:rPr>
+        <w:tab/>
+      </w:r>
+      <w:r>
+        <w:rPr>
+          <w:lang w:val="en-DK"/>
+        </w:rPr>
+        <w:tab/>
+        <w:t xml:space="preserve">//breakpoint is </w:t>
+      </w:r>
+      <w:proofErr w:type="gramStart"/>
+      <w:r>
+        <w:rPr>
+          <w:lang w:val="en-DK"/>
+        </w:rPr>
+        <w:t>place</w:t>
+      </w:r>
+      <w:proofErr w:type="gramEnd"/>
+      <w:r>
+        <w:rPr>
+          <w:lang w:val="en-DK"/>
+        </w:rPr>
+        <w:t xml:space="preserve"> here fore next exercise</w:t>
+      </w:r>
+    </w:p>
+    <w:p>
+      <w:pPr>
+        <w:rPr>
+          <w:lang w:val="en-DK"/>
+        </w:rPr>
+      </w:pPr>
+      <w:r>
+        <w:rPr>
+          <w:lang w:val="en-DK"/>
+        </w:rPr>
+        <w:tab/>
+      </w:r>
+      <w:r>
+        <w:rPr>
+          <w:lang w:val="en-DK"/>
+        </w:rPr>
+        <w:tab/>
+        <w:t xml:space="preserve">  </w:t>
+      </w:r>
+      <w:proofErr w:type="spellStart"/>
+      <w:r>
+        <w:rPr>
+          <w:b/>
+          <w:bCs/>
+          <w:lang w:val="en-DK"/>
+        </w:rPr>
+        <w:t>HAL_GPIO_</w:t>
+      </w:r>
+      <w:proofErr w:type="gramStart"/>
+      <w:r>
+        <w:rPr>
+          <w:b/>
+          <w:bCs/>
+          <w:lang w:val="en-DK"/>
+        </w:rPr>
+        <w:t>WritePin</w:t>
+      </w:r>
+      <w:proofErr w:type="spellEnd"/>
+      <w:r>
+        <w:rPr>
+          <w:lang w:val="en-DK"/>
+        </w:rPr>
+        <w:t>(</w:t>
+      </w:r>
+      <w:proofErr w:type="gramEnd"/>
+      <w:r>
+        <w:rPr>
+          <w:lang w:val="en-DK"/>
+        </w:rPr>
+        <w:t xml:space="preserve">LD2_GPIO_Port, LD2_Pin, </w:t>
+      </w:r>
+      <w:r>
+        <w:rPr>
+          <w:i/>
+          <w:iCs/>
+          <w:lang w:val="en-DK"/>
+        </w:rPr>
+        <w:t>GPIO_PIN_</w:t>
+      </w:r>
+      <w:proofErr w:type="gramStart"/>
+      <w:r>
+        <w:rPr>
+          <w:i/>
+          <w:iCs/>
+          <w:lang w:val="en-DK"/>
+        </w:rPr>
+        <w:t>SET</w:t>
+      </w:r>
+      <w:r>
+        <w:rPr>
+          <w:lang w:val="en-DK"/>
+        </w:rPr>
+        <w:t>);/</w:t>
+      </w:r>
+      <w:proofErr w:type="gramEnd"/>
+      <w:r>
+        <w:rPr>
+          <w:lang w:val="en-DK"/>
+        </w:rPr>
+        <w:t>/</w:t>
+      </w:r>
+      <w:r>
+        <w:rPr>
+          <w:lang w:val="en-DK"/>
+        </w:rPr>
+        <w:t>S</w:t>
+      </w:r>
+      <w:r>
+        <w:rPr>
+          <w:lang w:val="en-DK"/>
+        </w:rPr>
+        <w:t>et LED</w:t>
+      </w:r>
+    </w:p>
+    <w:p>
+      <w:pPr>
+        <w:rPr>
+          <w:lang w:val="en-DK"/>
+        </w:rPr>
+      </w:pPr>
+      <w:r>
+        <w:rPr>
+          <w:lang w:val="en-DK"/>
+        </w:rPr>
+        <w:tab/>
+      </w:r>
+      <w:r>
+        <w:rPr>
+          <w:lang w:val="en-DK"/>
+        </w:rPr>
+        <w:tab/>
+        <w:t xml:space="preserve">  </w:t>
+      </w:r>
+      <w:proofErr w:type="spellStart"/>
+      <w:r>
+        <w:rPr>
+          <w:b/>
+          <w:bCs/>
+          <w:lang w:val="en-DK"/>
+        </w:rPr>
+        <w:t>HAL_</w:t>
+      </w:r>
+      <w:proofErr w:type="gramStart"/>
+      <w:r>
+        <w:rPr>
+          <w:b/>
+          <w:bCs/>
+          <w:lang w:val="en-DK"/>
+        </w:rPr>
+        <w:t>Delay</w:t>
+      </w:r>
+      <w:proofErr w:type="spellEnd"/>
+      <w:r>
+        <w:rPr>
+          <w:lang w:val="en-DK"/>
+        </w:rPr>
+        <w:t>(</w:t>
+      </w:r>
+      <w:proofErr w:type="gramEnd"/>
+      <w:r>
+        <w:rPr>
+          <w:lang w:val="en-DK"/>
+        </w:rPr>
+        <w:t>100);</w:t>
+      </w:r>
+      <w:r>
+        <w:rPr>
+          <w:lang w:val="en-DK"/>
+        </w:rPr>
+        <w:tab/>
+      </w:r>
+      <w:r>
+        <w:rPr>
+          <w:lang w:val="en-DK"/>
+        </w:rPr>
+        <w:tab/>
+      </w:r>
+      <w:r>
+        <w:rPr>
+          <w:lang w:val="en-DK"/>
+        </w:rPr>
+        <w:tab/>
+      </w:r>
+      <w:r>
+        <w:rPr>
+          <w:lang w:val="en-DK"/>
+        </w:rPr>
+        <w:tab/>
+      </w:r>
+      <w:r>
+        <w:rPr>
+          <w:lang w:val="en-DK"/>
+        </w:rPr>
+        <w:tab/>
+      </w:r>
+      <w:r>
+        <w:rPr>
+          <w:lang w:val="en-DK"/>
+        </w:rPr>
+        <w:tab/>
+        <w:t>//Delay 100ms</w:t>
+      </w:r>
+    </w:p>
+    <w:p>
+      <w:pPr>
+        <w:rPr>
+          <w:lang w:val="en-DK"/>
+        </w:rPr>
+      </w:pPr>
+      <w:r>
+        <w:rPr>
+          <w:lang w:val="en-DK"/>
+        </w:rPr>
+        <w:tab/>
+      </w:r>
+      <w:r>
+        <w:rPr>
+          <w:lang w:val="en-DK"/>
+        </w:rPr>
+        <w:tab/>
+        <w:t xml:space="preserve">  </w:t>
+      </w:r>
+      <w:proofErr w:type="spellStart"/>
+      <w:r>
+        <w:rPr>
+          <w:b/>
+          <w:bCs/>
+          <w:lang w:val="en-DK"/>
+        </w:rPr>
+        <w:t>HAL_GPIO_</w:t>
+      </w:r>
+      <w:proofErr w:type="gramStart"/>
+      <w:r>
+        <w:rPr>
+          <w:b/>
+          <w:bCs/>
+          <w:lang w:val="en-DK"/>
+        </w:rPr>
+        <w:t>WritePin</w:t>
+      </w:r>
+      <w:proofErr w:type="spellEnd"/>
+      <w:r>
+        <w:rPr>
+          <w:lang w:val="en-DK"/>
+        </w:rPr>
+        <w:t>(</w:t>
+      </w:r>
+      <w:proofErr w:type="gramEnd"/>
+      <w:r>
+        <w:rPr>
+          <w:lang w:val="en-DK"/>
+        </w:rPr>
+        <w:t xml:space="preserve">LD2_GPIO_Port, LD2_Pin, </w:t>
+      </w:r>
+      <w:r>
+        <w:rPr>
+          <w:i/>
+          <w:iCs/>
+          <w:lang w:val="en-DK"/>
+        </w:rPr>
+        <w:t>GPIO_PIN_</w:t>
+      </w:r>
+      <w:proofErr w:type="gramStart"/>
+      <w:r>
+        <w:rPr>
+          <w:i/>
+          <w:iCs/>
+          <w:lang w:val="en-DK"/>
+        </w:rPr>
+        <w:t>RESET</w:t>
+      </w:r>
+      <w:r>
+        <w:rPr>
+          <w:lang w:val="en-DK"/>
+        </w:rPr>
+        <w:t>);/</w:t>
+      </w:r>
+      <w:proofErr w:type="gramEnd"/>
+      <w:r>
+        <w:rPr>
+          <w:lang w:val="en-DK"/>
+        </w:rPr>
+        <w:t>/</w:t>
+      </w:r>
+      <w:r>
+        <w:rPr>
+          <w:lang w:val="en-DK"/>
+        </w:rPr>
+        <w:t>Res</w:t>
+      </w:r>
+      <w:r>
+        <w:rPr>
+          <w:lang w:val="en-DK"/>
+        </w:rPr>
+        <w:t>et LED</w:t>
+      </w:r>
+    </w:p>
+    <w:p>
+      <w:pPr>
+        <w:rPr>
+          <w:lang w:val="en-DK"/>
+        </w:rPr>
+      </w:pPr>
+      <w:r>
+        <w:rPr>
+          <w:lang w:val="en-DK"/>
+        </w:rPr>
+        <w:tab/>
+        <w:t xml:space="preserve">  </w:t>
+      </w:r>
+      <w:r>
+        <w:rPr>
+          <w:lang w:val="en-DK"/>
+        </w:rPr>
+        <w:tab/>
+        <w:t xml:space="preserve">  </w:t>
+      </w:r>
+      <w:proofErr w:type="spellStart"/>
+      <w:r>
+        <w:rPr>
+          <w:b/>
+          <w:bCs/>
+          <w:lang w:val="en-DK"/>
+        </w:rPr>
+        <w:t>HAL_</w:t>
+      </w:r>
+      <w:proofErr w:type="gramStart"/>
+      <w:r>
+        <w:rPr>
+          <w:b/>
+          <w:bCs/>
+          <w:lang w:val="en-DK"/>
+        </w:rPr>
+        <w:t>Delay</w:t>
+      </w:r>
+      <w:proofErr w:type="spellEnd"/>
+      <w:r>
+        <w:rPr>
+          <w:lang w:val="en-DK"/>
+        </w:rPr>
+        <w:t>(</w:t>
+      </w:r>
+      <w:proofErr w:type="gramEnd"/>
+      <w:r>
+        <w:rPr>
+          <w:lang w:val="en-DK"/>
+        </w:rPr>
+        <w:t>100);</w:t>
+      </w:r>
+      <w:r>
+        <w:rPr>
+          <w:lang w:val="en-DK"/>
+        </w:rPr>
+        <w:tab/>
+      </w:r>
+      <w:r>
+        <w:rPr>
+          <w:lang w:val="en-DK"/>
+        </w:rPr>
+        <w:tab/>
+      </w:r>
+      <w:r>
+        <w:rPr>
+          <w:lang w:val="en-DK"/>
+        </w:rPr>
+        <w:tab/>
+      </w:r>
+      <w:r>
+        <w:rPr>
+          <w:lang w:val="en-DK"/>
+        </w:rPr>
+        <w:tab/>
+      </w:r>
+      <w:r>
+        <w:rPr>
+          <w:lang w:val="en-DK"/>
+        </w:rPr>
+        <w:tab/>
+      </w:r>
+      <w:r>
+        <w:rPr>
+          <w:lang w:val="en-DK"/>
+        </w:rPr>
+        <w:tab/>
+        <w:t>//Delay 100ms</w:t>
+      </w:r>
+    </w:p>
+    <w:p>
+      <w:pPr>
+        <w:rPr>
+          <w:lang w:val="en-DK"/>
+        </w:rPr>
+      </w:pPr>
+      <w:r>
+        <w:rPr>
+          <w:lang w:val="en-DK"/>
+        </w:rPr>
+        <w:tab/>
+        <w:t xml:space="preserve">  }</w:t>
+      </w:r>
+    </w:p>
+    <w:p>
+      <w:pPr>
+        <w:rPr>
+          <w:lang w:val="en-DK"/>
+        </w:rPr>
+      </w:pPr>
+      <w:r>
+        <w:rPr>
+          <w:lang w:val="en-DK"/>
+        </w:rPr>
+        <w:tab/>
+        <w:t xml:space="preserve">  </w:t>
+      </w:r>
+      <w:proofErr w:type="spellStart"/>
+      <w:r>
+        <w:rPr>
+          <w:b/>
+          <w:bCs/>
+          <w:lang w:val="en-DK"/>
+        </w:rPr>
+        <w:t>HAL_</w:t>
+      </w:r>
+      <w:proofErr w:type="gramStart"/>
+      <w:r>
+        <w:rPr>
+          <w:b/>
+          <w:bCs/>
+          <w:lang w:val="en-DK"/>
+        </w:rPr>
+        <w:t>Delay</w:t>
+      </w:r>
+      <w:proofErr w:type="spellEnd"/>
+      <w:r>
+        <w:rPr>
+          <w:lang w:val="en-DK"/>
+        </w:rPr>
+        <w:t>(</w:t>
+      </w:r>
+      <w:proofErr w:type="gramEnd"/>
+      <w:r>
+        <w:rPr>
+          <w:lang w:val="en-DK"/>
+        </w:rPr>
+        <w:t>1000);</w:t>
+      </w:r>
+      <w:r>
+        <w:rPr>
+          <w:lang w:val="en-DK"/>
+        </w:rPr>
+        <w:t xml:space="preserve"> </w:t>
+      </w:r>
+      <w:r>
+        <w:rPr>
+          <w:lang w:val="en-DK"/>
+        </w:rPr>
+        <w:tab/>
+      </w:r>
+      <w:r>
+        <w:rPr>
+          <w:lang w:val="en-DK"/>
+        </w:rPr>
+        <w:tab/>
+      </w:r>
+      <w:r>
+        <w:rPr>
+          <w:lang w:val="en-DK"/>
+        </w:rPr>
+        <w:tab/>
+      </w:r>
+      <w:r>
+        <w:rPr>
+          <w:lang w:val="en-DK"/>
+        </w:rPr>
+        <w:tab/>
+      </w:r>
+      <w:r>
+        <w:rPr>
+          <w:lang w:val="en-DK"/>
+        </w:rPr>
+        <w:tab/>
+      </w:r>
+      <w:r>
+        <w:rPr>
+          <w:lang w:val="en-DK"/>
+        </w:rPr>
+        <w:tab/>
+      </w:r>
+      <w:r>
+        <w:rPr>
+          <w:lang w:val="en-DK"/>
+        </w:rPr>
+        <w:tab/>
+      </w:r>
+      <w:r>
+        <w:rPr>
+          <w:lang w:val="en-DK"/>
+        </w:rPr>
+        <w:t>//Delay 1</w:t>
+      </w:r>
+      <w:r>
+        <w:rPr>
+          <w:lang w:val="en-DK"/>
+        </w:rPr>
+        <w:t>0</w:t>
+      </w:r>
+      <w:r>
+        <w:rPr>
+          <w:lang w:val="en-DK"/>
+        </w:rPr>
+        <w:t>00ms</w:t>
+      </w:r>
+    </w:p>
+    <w:p>
+      <w:pPr>
+        <w:rPr>
+          <w:lang w:val="en-DK"/>
+        </w:rPr>
+      </w:pPr>
+      <w:r>
+        <w:rPr>
+          <w:lang w:val="en-DK"/>
+        </w:rPr>
+        <w:tab/>
+        <w:t xml:space="preserve">  X++;</w:t>
+      </w:r>
+      <w:r>
+        <w:rPr>
+          <w:lang w:val="en-DK"/>
+        </w:rPr>
+        <w:tab/>
+      </w:r>
+      <w:r>
+        <w:rPr>
+          <w:lang w:val="en-DK"/>
+        </w:rPr>
+        <w:tab/>
+      </w:r>
+      <w:r>
+        <w:rPr>
+          <w:lang w:val="en-DK"/>
+        </w:rPr>
+        <w:tab/>
+      </w:r>
+      <w:r>
+        <w:rPr>
+          <w:lang w:val="en-DK"/>
+        </w:rPr>
+        <w:tab/>
+      </w:r>
+      <w:r>
+        <w:rPr>
+          <w:lang w:val="en-DK"/>
+        </w:rPr>
+        <w:tab/>
+      </w:r>
+      <w:r>
+        <w:rPr>
+          <w:lang w:val="en-DK"/>
+        </w:rPr>
+        <w:tab/>
+      </w:r>
+      <w:r>
+        <w:rPr>
+          <w:lang w:val="en-DK"/>
+        </w:rPr>
+        <w:tab/>
+      </w:r>
+      <w:r>
+        <w:rPr>
+          <w:lang w:val="en-DK"/>
+        </w:rPr>
+        <w:tab/>
+      </w:r>
+      <w:r>
+        <w:rPr>
+          <w:lang w:val="en-DK"/>
+        </w:rPr>
+        <w:t>//</w:t>
+      </w:r>
+      <w:r>
+        <w:rPr>
+          <w:lang w:val="en-DK"/>
+        </w:rPr>
+        <w:t>Increment variable</w:t>
+      </w:r>
+    </w:p>
+    <w:p>
+      <w:pPr>
+        <w:rPr>
+          <w:lang w:val="en-DK"/>
+        </w:rPr>
+      </w:pPr>
+      <w:r>
+        <w:rPr>
+          <w:lang w:val="en-DK"/>
+        </w:rPr>
+        <w:t xml:space="preserve">  }</w:t>
+      </w:r>
+    </w:p>
+    <w:p>
+      <w:pPr>
+        <w:rPr>
+          <w:lang w:val="en-DK"/>
+        </w:rPr>
+      </w:pPr>
+      <w:r>
+        <w:rPr>
+          <w:lang w:val="en-DK"/>
+        </w:rPr>
+        <w:t>}</w:t>
+      </w:r>
+    </w:p>
+    <w:p>
+      <w:pPr>
+        <w:rPr>
+          <w:lang w:val="en-DK"/>
+        </w:rPr>
+      </w:pPr>
+    </w:p>
+    <w:p>
+      <w:pPr>
+        <w:rPr>
+          <w:b/>
+          <w:bCs/>
+          <w:lang w:val="en-DK"/>
+        </w:rPr>
+      </w:pPr>
+      <w:r>
+        <w:rPr>
+          <w:b/>
+          <w:bCs/>
+          <w:lang w:val="en-DK"/>
+        </w:rPr>
+        <w:t>EX5: Use the Debug function to monitor and observe value</w:t>
+      </w:r>
+      <w:r>
+        <w:rPr>
+          <w:b/>
+          <w:bCs/>
+          <w:lang w:val="en-DK"/>
+        </w:rPr>
+        <w:t xml:space="preserve"> </w:t>
+      </w:r>
+      <w:r>
+        <w:rPr>
+          <w:b/>
+          <w:bCs/>
+          <w:lang w:val="en-DK"/>
+        </w:rPr>
+        <w:t>of X and steps through code. Make screenshots.</w:t>
+      </w:r>
+    </w:p>
+    <w:p>
+      <w:pPr>
+        <w:rPr>
+          <w:lang w:val="en-DK"/>
+        </w:rPr>
+      </w:pPr>
+      <w:r>
+        <w:rPr>
+          <w:lang w:val="en-DK"/>
+        </w:rPr>
+        <w:t xml:space="preserve">Placed a </w:t>
+      </w:r>
+      <w:proofErr w:type="spellStart"/>
+      <w:r>
+        <w:rPr>
+          <w:lang w:val="en-DK"/>
+        </w:rPr>
+        <w:t>breraking</w:t>
+      </w:r>
+      <w:proofErr w:type="spellEnd"/>
+      <w:r>
+        <w:rPr>
+          <w:lang w:val="en-DK"/>
+        </w:rPr>
+        <w:t xml:space="preserve"> point after the </w:t>
+      </w:r>
+      <w:proofErr w:type="spellStart"/>
+      <w:r>
+        <w:rPr>
+          <w:lang w:val="en-DK"/>
+        </w:rPr>
+        <w:t>i</w:t>
+      </w:r>
+      <w:proofErr w:type="spellEnd"/>
     </w:p>
     <w:p>
       <w:pPr>
@@ -234,10 +2777,10 @@
           <w:lang w:val="en-DK"/>
         </w:rPr>
         <w:drawing>
-          <wp:inline distT="0" distB="0" distL="0" distR="0" wp14:anchorId="5ADB0126" wp14:editId="1EC7F875">
-            <wp:extent cx="3219615" cy="2800494"/>
+          <wp:inline distT="0" distB="0" distL="0" distR="0" wp14:anchorId="7616298D" wp14:editId="4B44FABC">
+            <wp:extent cx="5207268" cy="800141"/>
             <wp:effectExtent l="0" t="0" r="0" b="0"/>
-            <wp:docPr id="736419482" name="Picture 1"/>
+            <wp:docPr id="404097618" name="Picture 1"/>
             <wp:cNvGraphicFramePr>
               <a:graphicFrameLocks xmlns:a="http://schemas.openxmlformats.org/drawingml/2006/main" noChangeAspect="1"/>
             </wp:cNvGraphicFramePr>
@@ -245,7 +2788,7 @@
               <a:graphicData uri="http://schemas.openxmlformats.org/drawingml/2006/picture">
                 <pic:pic xmlns:pic="http://schemas.openxmlformats.org/drawingml/2006/picture">
                   <pic:nvPicPr>
-                    <pic:cNvPr id="736419482" name=""/>
+                    <pic:cNvPr id="404097618" name=""/>
                     <pic:cNvPicPr/>
                   </pic:nvPicPr>
                   <pic:blipFill>
@@ -257,7 +2800,7 @@
                   <pic:spPr>
                     <a:xfrm>
                       <a:off x="0" y="0"/>
-                      <a:ext cx="3219615" cy="2800494"/>
+                      <a:ext cx="5207268" cy="800141"/>
                     </a:xfrm>
                     <a:prstGeom prst="rect">
                       <a:avLst/>
@@ -273,18 +2816,272 @@
     <w:p>
       <w:pPr>
         <w:rPr>
-          <w:b/>
-          <w:bCs/>
-          <w:lang w:val="en-DK"/>
-        </w:rPr>
-      </w:pPr>
-      <w:r>
-        <w:rPr>
-          <w:b/>
-          <w:bCs/>
-          <w:lang w:val="en-DK"/>
-        </w:rPr>
-        <w:t>EX2: Use the defined names found in gpio.c instead, and change frequency to</w:t>
+          <w:lang w:val="en-DK"/>
+        </w:rPr>
+      </w:pPr>
+      <w:r>
+        <w:rPr>
+          <w:lang w:val="en-DK"/>
+        </w:rPr>
+        <w:drawing>
+          <wp:inline distT="0" distB="0" distL="0" distR="0" wp14:anchorId="3D55F410" wp14:editId="2580D39E">
+            <wp:extent cx="5067560" cy="590580"/>
+            <wp:effectExtent l="0" t="0" r="0" b="0"/>
+            <wp:docPr id="1608784814" name="Picture 1"/>
+            <wp:cNvGraphicFramePr>
+              <a:graphicFrameLocks xmlns:a="http://schemas.openxmlformats.org/drawingml/2006/main" noChangeAspect="1"/>
+            </wp:cNvGraphicFramePr>
+            <a:graphic xmlns:a="http://schemas.openxmlformats.org/drawingml/2006/main">
+              <a:graphicData uri="http://schemas.openxmlformats.org/drawingml/2006/picture">
+                <pic:pic xmlns:pic="http://schemas.openxmlformats.org/drawingml/2006/picture">
+                  <pic:nvPicPr>
+                    <pic:cNvPr id="1608784814" name=""/>
+                    <pic:cNvPicPr/>
+                  </pic:nvPicPr>
+                  <pic:blipFill>
+                    <a:blip r:embed="rId6"/>
+                    <a:stretch>
+                      <a:fillRect/>
+                    </a:stretch>
+                  </pic:blipFill>
+                  <pic:spPr>
+                    <a:xfrm>
+                      <a:off x="0" y="0"/>
+                      <a:ext cx="5067560" cy="590580"/>
+                    </a:xfrm>
+                    <a:prstGeom prst="rect">
+                      <a:avLst/>
+                    </a:prstGeom>
+                  </pic:spPr>
+                </pic:pic>
+              </a:graphicData>
+            </a:graphic>
+          </wp:inline>
+        </w:drawing>
+      </w:r>
+    </w:p>
+    <w:p>
+      <w:pPr>
+        <w:rPr>
+          <w:lang w:val="en-DK"/>
+        </w:rPr>
+      </w:pPr>
+      <w:r>
+        <w:rPr>
+          <w:lang w:val="en-DK"/>
+        </w:rPr>
+        <w:drawing>
+          <wp:inline distT="0" distB="0" distL="0" distR="0" wp14:anchorId="7E7B0FD3" wp14:editId="521B12E7">
+            <wp:extent cx="4991357" cy="749339"/>
+            <wp:effectExtent l="0" t="0" r="0" b="0"/>
+            <wp:docPr id="1667420263" name="Picture 1"/>
+            <wp:cNvGraphicFramePr>
+              <a:graphicFrameLocks xmlns:a="http://schemas.openxmlformats.org/drawingml/2006/main" noChangeAspect="1"/>
+            </wp:cNvGraphicFramePr>
+            <a:graphic xmlns:a="http://schemas.openxmlformats.org/drawingml/2006/main">
+              <a:graphicData uri="http://schemas.openxmlformats.org/drawingml/2006/picture">
+                <pic:pic xmlns:pic="http://schemas.openxmlformats.org/drawingml/2006/picture">
+                  <pic:nvPicPr>
+                    <pic:cNvPr id="1667420263" name=""/>
+                    <pic:cNvPicPr/>
+                  </pic:nvPicPr>
+                  <pic:blipFill>
+                    <a:blip r:embed="rId7"/>
+                    <a:stretch>
+                      <a:fillRect/>
+                    </a:stretch>
+                  </pic:blipFill>
+                  <pic:spPr>
+                    <a:xfrm>
+                      <a:off x="0" y="0"/>
+                      <a:ext cx="4991357" cy="749339"/>
+                    </a:xfrm>
+                    <a:prstGeom prst="rect">
+                      <a:avLst/>
+                    </a:prstGeom>
+                  </pic:spPr>
+                </pic:pic>
+              </a:graphicData>
+            </a:graphic>
+          </wp:inline>
+        </w:drawing>
+      </w:r>
+    </w:p>
+    <w:p>
+      <w:pPr>
+        <w:rPr>
+          <w:lang w:val="en-DK"/>
+        </w:rPr>
+      </w:pPr>
+      <w:r>
+        <w:rPr>
+          <w:lang w:val="en-DK"/>
+        </w:rPr>
+        <w:drawing>
+          <wp:inline distT="0" distB="0" distL="0" distR="0" wp14:anchorId="19A9931E" wp14:editId="197D94A8">
+            <wp:extent cx="5207268" cy="742988"/>
+            <wp:effectExtent l="0" t="0" r="0" b="0"/>
+            <wp:docPr id="1610200707" name="Picture 1"/>
+            <wp:cNvGraphicFramePr>
+              <a:graphicFrameLocks xmlns:a="http://schemas.openxmlformats.org/drawingml/2006/main" noChangeAspect="1"/>
+            </wp:cNvGraphicFramePr>
+            <a:graphic xmlns:a="http://schemas.openxmlformats.org/drawingml/2006/main">
+              <a:graphicData uri="http://schemas.openxmlformats.org/drawingml/2006/picture">
+                <pic:pic xmlns:pic="http://schemas.openxmlformats.org/drawingml/2006/picture">
+                  <pic:nvPicPr>
+                    <pic:cNvPr id="1610200707" name=""/>
+                    <pic:cNvPicPr/>
+                  </pic:nvPicPr>
+                  <pic:blipFill>
+                    <a:blip r:embed="rId8"/>
+                    <a:stretch>
+                      <a:fillRect/>
+                    </a:stretch>
+                  </pic:blipFill>
+                  <pic:spPr>
+                    <a:xfrm>
+                      <a:off x="0" y="0"/>
+                      <a:ext cx="5207268" cy="742988"/>
+                    </a:xfrm>
+                    <a:prstGeom prst="rect">
+                      <a:avLst/>
+                    </a:prstGeom>
+                  </pic:spPr>
+                </pic:pic>
+              </a:graphicData>
+            </a:graphic>
+          </wp:inline>
+        </w:drawing>
+      </w:r>
+    </w:p>
+    <w:p>
+      <w:pPr>
+        <w:rPr>
+          <w:lang w:val="en-DK"/>
+        </w:rPr>
+      </w:pPr>
+      <w:r>
+        <w:rPr>
+          <w:lang w:val="en-DK"/>
+        </w:rPr>
+        <w:drawing>
+          <wp:inline distT="0" distB="0" distL="0" distR="0" wp14:anchorId="2EFCDB3F" wp14:editId="3573BAA2">
+            <wp:extent cx="5124713" cy="781090"/>
+            <wp:effectExtent l="0" t="0" r="0" b="0"/>
+            <wp:docPr id="1394179881" name="Picture 1"/>
+            <wp:cNvGraphicFramePr>
+              <a:graphicFrameLocks xmlns:a="http://schemas.openxmlformats.org/drawingml/2006/main" noChangeAspect="1"/>
+            </wp:cNvGraphicFramePr>
+            <a:graphic xmlns:a="http://schemas.openxmlformats.org/drawingml/2006/main">
+              <a:graphicData uri="http://schemas.openxmlformats.org/drawingml/2006/picture">
+                <pic:pic xmlns:pic="http://schemas.openxmlformats.org/drawingml/2006/picture">
+                  <pic:nvPicPr>
+                    <pic:cNvPr id="1394179881" name=""/>
+                    <pic:cNvPicPr/>
+                  </pic:nvPicPr>
+                  <pic:blipFill>
+                    <a:blip r:embed="rId9"/>
+                    <a:stretch>
+                      <a:fillRect/>
+                    </a:stretch>
+                  </pic:blipFill>
+                  <pic:spPr>
+                    <a:xfrm>
+                      <a:off x="0" y="0"/>
+                      <a:ext cx="5124713" cy="781090"/>
+                    </a:xfrm>
+                    <a:prstGeom prst="rect">
+                      <a:avLst/>
+                    </a:prstGeom>
+                  </pic:spPr>
+                </pic:pic>
+              </a:graphicData>
+            </a:graphic>
+          </wp:inline>
+        </w:drawing>
+      </w:r>
+    </w:p>
+    <w:p>
+      <w:pPr>
+        <w:rPr>
+          <w:lang w:val="en-DK"/>
+        </w:rPr>
+      </w:pPr>
+      <w:r>
+        <w:rPr>
+          <w:lang w:val="en-DK"/>
+        </w:rPr>
+        <w:lastRenderedPageBreak/>
+        <w:drawing>
+          <wp:inline distT="0" distB="0" distL="0" distR="0" wp14:anchorId="7105DC93" wp14:editId="08EBE693">
+            <wp:extent cx="5181866" cy="838243"/>
+            <wp:effectExtent l="0" t="0" r="0" b="0"/>
+            <wp:docPr id="779186172" name="Picture 1"/>
+            <wp:cNvGraphicFramePr>
+              <a:graphicFrameLocks xmlns:a="http://schemas.openxmlformats.org/drawingml/2006/main" noChangeAspect="1"/>
+            </wp:cNvGraphicFramePr>
+            <a:graphic xmlns:a="http://schemas.openxmlformats.org/drawingml/2006/main">
+              <a:graphicData uri="http://schemas.openxmlformats.org/drawingml/2006/picture">
+                <pic:pic xmlns:pic="http://schemas.openxmlformats.org/drawingml/2006/picture">
+                  <pic:nvPicPr>
+                    <pic:cNvPr id="779186172" name=""/>
+                    <pic:cNvPicPr/>
+                  </pic:nvPicPr>
+                  <pic:blipFill>
+                    <a:blip r:embed="rId10"/>
+                    <a:stretch>
+                      <a:fillRect/>
+                    </a:stretch>
+                  </pic:blipFill>
+                  <pic:spPr>
+                    <a:xfrm>
+                      <a:off x="0" y="0"/>
+                      <a:ext cx="5181866" cy="838243"/>
+                    </a:xfrm>
+                    <a:prstGeom prst="rect">
+                      <a:avLst/>
+                    </a:prstGeom>
+                  </pic:spPr>
+                </pic:pic>
+              </a:graphicData>
+            </a:graphic>
+          </wp:inline>
+        </w:drawing>
+      </w:r>
+    </w:p>
+    <w:p>
+      <w:pPr>
+        <w:rPr>
+          <w:b/>
+          <w:bCs/>
+          <w:lang w:val="en-DK"/>
+        </w:rPr>
+      </w:pPr>
+      <w:r>
+        <w:rPr>
+          <w:b/>
+          <w:bCs/>
+          <w:lang w:val="en-DK"/>
+        </w:rPr>
+        <w:t xml:space="preserve">EX6: Use </w:t>
+      </w:r>
+      <w:proofErr w:type="spellStart"/>
+      <w:r>
+        <w:rPr>
+          <w:b/>
+          <w:bCs/>
+          <w:lang w:val="en-DK"/>
+        </w:rPr>
+        <w:t>CubeMX</w:t>
+      </w:r>
+      <w:proofErr w:type="spellEnd"/>
+      <w:r>
+        <w:rPr>
+          <w:b/>
+          <w:bCs/>
+          <w:lang w:val="en-DK"/>
+        </w:rPr>
+        <w:t xml:space="preserve"> to configure one more GPIO to make an externally added LED</w:t>
       </w:r>
       <w:r>
         <w:rPr>
@@ -300,184 +3097,25 @@
           <w:bCs/>
           <w:lang w:val="en-DK"/>
         </w:rPr>
-        <w:t>100ms.</w:t>
-      </w:r>
-    </w:p>
-    <w:p>
-      <w:pPr>
-        <w:rPr>
-          <w:lang w:val="en-DK"/>
-        </w:rPr>
-      </w:pPr>
-    </w:p>
-    <w:p>
-      <w:pPr>
-        <w:rPr>
-          <w:b/>
-          <w:bCs/>
-          <w:lang w:val="en-DK"/>
-        </w:rPr>
-      </w:pPr>
-      <w:r>
-        <w:rPr>
-          <w:b/>
-          <w:bCs/>
-          <w:lang w:val="en-DK"/>
-        </w:rPr>
-        <w:t>EX3: Look in HAL manual for another way to manipulate the GPIO (set/reset) and</w:t>
-      </w:r>
-      <w:r>
-        <w:rPr>
-          <w:b/>
-          <w:bCs/>
-          <w:lang w:val="en-DK"/>
-        </w:rPr>
-        <w:t xml:space="preserve"> </w:t>
-      </w:r>
-      <w:r>
-        <w:rPr>
-          <w:b/>
-          <w:bCs/>
-          <w:lang w:val="en-DK"/>
-        </w:rPr>
-        <w:t>use this to make LED blink.</w:t>
-      </w:r>
-    </w:p>
-    <w:p>
-      <w:pPr>
-        <w:rPr>
-          <w:lang w:val="en-DK"/>
-        </w:rPr>
-      </w:pPr>
-    </w:p>
-    <w:p>
-      <w:pPr>
-        <w:rPr>
-          <w:b/>
-          <w:bCs/>
-          <w:lang w:val="en-DK"/>
-        </w:rPr>
-      </w:pPr>
-      <w:r>
-        <w:rPr>
-          <w:b/>
-          <w:bCs/>
-          <w:lang w:val="en-DK"/>
-        </w:rPr>
-        <w:lastRenderedPageBreak/>
-        <w:t>EX4: Create a variable X (char, int or uint8_t type) that counts up from 0. With</w:t>
-      </w:r>
-      <w:r>
-        <w:rPr>
-          <w:b/>
-          <w:bCs/>
-          <w:lang w:val="en-DK"/>
-        </w:rPr>
-        <w:t xml:space="preserve"> </w:t>
-      </w:r>
-      <w:r>
-        <w:rPr>
-          <w:b/>
-          <w:bCs/>
-          <w:lang w:val="en-DK"/>
-        </w:rPr>
-        <w:t>each step the LED should blink X times (speed 100ms). Incorporate a pause of 1</w:t>
-      </w:r>
-      <w:r>
-        <w:rPr>
-          <w:b/>
-          <w:bCs/>
-          <w:lang w:val="en-DK"/>
-        </w:rPr>
-        <w:t xml:space="preserve"> </w:t>
-      </w:r>
-      <w:r>
-        <w:rPr>
-          <w:b/>
-          <w:bCs/>
-          <w:lang w:val="en-DK"/>
-        </w:rPr>
-        <w:t>sec between each increase of X. 0, 1, 2, 3, 4 etc blinks..</w:t>
-      </w:r>
-    </w:p>
-    <w:p>
-      <w:pPr>
-        <w:rPr>
-          <w:lang w:val="en-DK"/>
-        </w:rPr>
-      </w:pPr>
-    </w:p>
-    <w:p>
-      <w:pPr>
-        <w:rPr>
-          <w:b/>
-          <w:bCs/>
-          <w:lang w:val="en-DK"/>
-        </w:rPr>
-      </w:pPr>
-      <w:r>
-        <w:rPr>
-          <w:b/>
-          <w:bCs/>
-          <w:lang w:val="en-DK"/>
-        </w:rPr>
-        <w:t>EX5: Use the Debug function to monitor and observe value</w:t>
-      </w:r>
-      <w:r>
-        <w:rPr>
-          <w:b/>
-          <w:bCs/>
-          <w:lang w:val="en-DK"/>
-        </w:rPr>
-        <w:t xml:space="preserve"> </w:t>
-      </w:r>
-      <w:r>
-        <w:rPr>
-          <w:b/>
-          <w:bCs/>
-          <w:lang w:val="en-DK"/>
-        </w:rPr>
-        <w:t>of X and steps through code. Make screenshots.</w:t>
-      </w:r>
-    </w:p>
-    <w:p>
-      <w:pPr>
-        <w:rPr>
-          <w:lang w:val="en-DK"/>
-        </w:rPr>
-      </w:pPr>
-    </w:p>
-    <w:p>
-      <w:pPr>
-        <w:rPr>
-          <w:b/>
-          <w:bCs/>
-          <w:lang w:val="en-DK"/>
-        </w:rPr>
-      </w:pPr>
-      <w:r>
-        <w:rPr>
-          <w:b/>
-          <w:bCs/>
-          <w:lang w:val="en-DK"/>
-        </w:rPr>
-        <w:t>EX6: Use CubeMX to configure one more GPIO to make an externally added LED</w:t>
-      </w:r>
-      <w:r>
-        <w:rPr>
-          <w:b/>
-          <w:bCs/>
-          <w:lang w:val="en-DK"/>
-        </w:rPr>
-        <w:t xml:space="preserve"> </w:t>
-      </w:r>
-      <w:r>
-        <w:rPr>
-          <w:b/>
-          <w:bCs/>
-          <w:lang w:val="en-DK"/>
-        </w:rPr>
-        <w:t>blink. Upload code, screenshots from CubeMX and images of LED</w:t>
+        <w:t xml:space="preserve">blink. Upload code, screenshots from </w:t>
+      </w:r>
+      <w:proofErr w:type="spellStart"/>
+      <w:r>
+        <w:rPr>
+          <w:b/>
+          <w:bCs/>
+          <w:lang w:val="en-DK"/>
+        </w:rPr>
+        <w:t>CubeMX</w:t>
+      </w:r>
+      <w:proofErr w:type="spellEnd"/>
+      <w:r>
+        <w:rPr>
+          <w:b/>
+          <w:bCs/>
+          <w:lang w:val="en-DK"/>
+        </w:rPr>
+        <w:t xml:space="preserve"> and images of LED</w:t>
       </w:r>
     </w:p>
     <w:sectPr>
@@ -1731,6 +4369,19 @@
       <w:spacing w:val="5"/>
     </w:rPr>
   </w:style>
+  <w:style w:type="paragraph" w:styleId="NormalWeb">
+    <w:name w:val="Normal (Web)"/>
+    <w:basedOn w:val="Normal"/>
+    <w:uiPriority w:val="99"/>
+    <w:semiHidden/>
+    <w:unhideWhenUsed/>
+    <w:rsid w:val="00447579"/>
+    <w:rPr>
+      <w:rFonts w:ascii="Times New Roman" w:hAnsi="Times New Roman" w:cs="Times New Roman"/>
+      <w:sz w:val="24"/>
+      <w:szCs w:val="24"/>
+    </w:rPr>
+  </w:style>
 </w:styles>
 </file>
 
